--- a/MINUTA - SENTENCA - 0800963-52.2025.8.18.0056.docx
+++ b/MINUTA - SENTENCA - 0800963-52.2025.8.18.0056.docx
@@ -54,7 +54,7 @@
           <w:color w:val="000000"/>
           <w:sz w:val="24"/>
         </w:rPr>
-        <w:t xml:space="preserve">A parte autora alega na inicial (Id. 77200225), em resumo, que, sem ter contratado, sofre débitos da tarifa “CESTA B.EXPRESSO1” na conta em que recebe seu benefício previdenciário desde 15/06/2020, no valor de R$ 5.280,86 (planilha de Id. 77200237).</w:t>
+        <w:t xml:space="preserve">A parte autora alega na inicial (Id. 77200225), em resumo, que, sem ter contratado, sofre débitos da tarifa “CESTA B.EXPRESSO1” na conta em que recebe seu benefício previdenciário desde 15/06/2020, no valor de R$ 5.280,86, já atualizado.</w:t>
       </w:r>
     </w:p>
     <w:p>
@@ -86,7 +86,7 @@
           <w:color w:val="000000"/>
           <w:sz w:val="24"/>
         </w:rPr>
-        <w:t xml:space="preserve">Citado, o demandado apresentou contestação (Id. 82686519) alegando, em síntese, que a parte autora aderiu à cesta de serviços mediante termo com assinatura eletrônica (Id. 82686523) e utilizou os serviços, inexistindo ato ilícito, dano moral ou dever de restituição em dobro, além de arguir preliminares e prescrição.</w:t>
+        <w:t xml:space="preserve">Citado, o demandado apresentou contestação (Id. 82686519) alegando, em síntese, que a parte autora aderiu à cesta por termo com assinatura eletrônica (Id. 82686523) e utilizou os serviços, inexistindo ato ilícito ou dano moral, além de arguir preliminares e prescrição.</w:t>
       </w:r>
     </w:p>
     <w:p>
